--- a/HOME TASK !/HOME ACTIVITY-LAB1.docx
+++ b/HOME TASK !/HOME ACTIVITY-LAB1.docx
@@ -436,6 +436,7 @@
           <w:rFonts w:ascii="Times New Roman" w:hAnsi="Times New Roman" w:cs="Times New Roman"/>
           <w:b/>
           <w:bCs/>
+          <w:noProof/>
           <w:sz w:val="40"/>
           <w:szCs w:val="40"/>
         </w:rPr>
@@ -521,8 +522,125 @@
           <w:szCs w:val="40"/>
         </w:rPr>
         <w:drawing>
-          <wp:inline distT="0" distB="0" distL="0" distR="0" wp14:anchorId="45EABDA6" wp14:editId="26F32C46">
-            <wp:extent cx="3848298" cy="2190863"/>
+          <wp:inline distT="0" distB="0" distL="0" distR="0" wp14:anchorId="0227B136" wp14:editId="7031169C">
+            <wp:extent cx="4137568" cy="1457022"/>
+            <wp:effectExtent l="0" t="0" r="0" b="0"/>
+            <wp:docPr id="2025902584" name="Picture 1"/>
+            <wp:cNvGraphicFramePr>
+              <a:graphicFrameLocks xmlns:a="http://schemas.openxmlformats.org/drawingml/2006/main" noChangeAspect="1"/>
+            </wp:cNvGraphicFramePr>
+            <a:graphic xmlns:a="http://schemas.openxmlformats.org/drawingml/2006/main">
+              <a:graphicData uri="http://schemas.openxmlformats.org/drawingml/2006/picture">
+                <pic:pic xmlns:pic="http://schemas.openxmlformats.org/drawingml/2006/picture">
+                  <pic:nvPicPr>
+                    <pic:cNvPr id="2025902584" name=""/>
+                    <pic:cNvPicPr/>
+                  </pic:nvPicPr>
+                  <pic:blipFill>
+                    <a:blip r:embed="rId6"/>
+                    <a:stretch>
+                      <a:fillRect/>
+                    </a:stretch>
+                  </pic:blipFill>
+                  <pic:spPr>
+                    <a:xfrm>
+                      <a:off x="0" y="0"/>
+                      <a:ext cx="4144442" cy="1459443"/>
+                    </a:xfrm>
+                    <a:prstGeom prst="rect">
+                      <a:avLst/>
+                    </a:prstGeom>
+                  </pic:spPr>
+                </pic:pic>
+              </a:graphicData>
+            </a:graphic>
+          </wp:inline>
+        </w:drawing>
+      </w:r>
+    </w:p>
+    <w:p>
+      <w:pPr>
+        <w:pStyle w:val="ListParagraph"/>
+        <w:ind w:left="790"/>
+        <w:jc w:val="center"/>
+        <w:rPr>
+          <w:rFonts w:ascii="Times New Roman" w:hAnsi="Times New Roman" w:cs="Times New Roman"/>
+          <w:b/>
+          <w:bCs/>
+          <w:sz w:val="40"/>
+          <w:szCs w:val="40"/>
+        </w:rPr>
+      </w:pPr>
+      <w:r>
+        <w:rPr>
+          <w:rFonts w:ascii="Times New Roman" w:hAnsi="Times New Roman" w:cs="Times New Roman"/>
+          <w:b/>
+          <w:bCs/>
+          <w:sz w:val="40"/>
+          <w:szCs w:val="40"/>
+        </w:rPr>
+        <w:drawing>
+          <wp:inline distT="0" distB="0" distL="0" distR="0" wp14:anchorId="4CFC3C78" wp14:editId="3F8CFBCA">
+            <wp:extent cx="4117712" cy="1428836"/>
+            <wp:effectExtent l="0" t="0" r="0" b="0"/>
+            <wp:docPr id="995458139" name="Picture 1"/>
+            <wp:cNvGraphicFramePr>
+              <a:graphicFrameLocks xmlns:a="http://schemas.openxmlformats.org/drawingml/2006/main" noChangeAspect="1"/>
+            </wp:cNvGraphicFramePr>
+            <a:graphic xmlns:a="http://schemas.openxmlformats.org/drawingml/2006/main">
+              <a:graphicData uri="http://schemas.openxmlformats.org/drawingml/2006/picture">
+                <pic:pic xmlns:pic="http://schemas.openxmlformats.org/drawingml/2006/picture">
+                  <pic:nvPicPr>
+                    <pic:cNvPr id="995458139" name=""/>
+                    <pic:cNvPicPr/>
+                  </pic:nvPicPr>
+                  <pic:blipFill>
+                    <a:blip r:embed="rId7"/>
+                    <a:stretch>
+                      <a:fillRect/>
+                    </a:stretch>
+                  </pic:blipFill>
+                  <pic:spPr>
+                    <a:xfrm>
+                      <a:off x="0" y="0"/>
+                      <a:ext cx="4144145" cy="1438008"/>
+                    </a:xfrm>
+                    <a:prstGeom prst="rect">
+                      <a:avLst/>
+                    </a:prstGeom>
+                  </pic:spPr>
+                </pic:pic>
+              </a:graphicData>
+            </a:graphic>
+          </wp:inline>
+        </w:drawing>
+      </w:r>
+    </w:p>
+    <w:p>
+      <w:pPr>
+        <w:pStyle w:val="ListParagraph"/>
+        <w:ind w:left="790"/>
+        <w:jc w:val="center"/>
+        <w:rPr>
+          <w:rFonts w:ascii="Times New Roman" w:hAnsi="Times New Roman" w:cs="Times New Roman"/>
+          <w:b/>
+          <w:bCs/>
+          <w:sz w:val="40"/>
+          <w:szCs w:val="40"/>
+        </w:rPr>
+      </w:pPr>
+      <w:r>
+        <w:rPr>
+          <w:rFonts w:ascii="Times New Roman" w:hAnsi="Times New Roman" w:cs="Times New Roman"/>
+          <w:b/>
+          <w:bCs/>
+          <w:noProof/>
+          <w:sz w:val="40"/>
+          <w:szCs w:val="40"/>
+        </w:rPr>
+        <w:drawing>
+          <wp:inline distT="0" distB="0" distL="0" distR="0" wp14:anchorId="45EABDA6" wp14:editId="17503067">
+            <wp:extent cx="3795456" cy="2160780"/>
             <wp:effectExtent l="0" t="0" r="0" b="0"/>
             <wp:docPr id="180272480" name="Picture 1"/>
             <wp:cNvGraphicFramePr>
@@ -536,7 +654,7 @@
                     <pic:cNvPicPr/>
                   </pic:nvPicPr>
                   <pic:blipFill>
-                    <a:blip r:embed="rId6"/>
+                    <a:blip r:embed="rId8"/>
                     <a:stretch>
                       <a:fillRect/>
                     </a:stretch>
@@ -544,7 +662,7 @@
                   <pic:spPr>
                     <a:xfrm>
                       <a:off x="0" y="0"/>
-                      <a:ext cx="3848298" cy="2190863"/>
+                      <a:ext cx="3833035" cy="2182174"/>
                     </a:xfrm>
                     <a:prstGeom prst="rect">
                       <a:avLst/>
@@ -580,6 +698,7 @@
           <w:sz w:val="40"/>
           <w:szCs w:val="40"/>
         </w:rPr>
+        <w:lastRenderedPageBreak/>
         <w:t>Bus</w:t>
       </w:r>
     </w:p>
@@ -588,11 +707,7 @@
         <w:pStyle w:val="ListParagraph"/>
         <w:ind w:left="790"/>
         <w:rPr>
-          <w:rFonts w:ascii="Times New Roman" w:hAnsi="Times New Roman" w:cs="Times New Roman"/>
-          <w:b/>
-          <w:bCs/>
-          <w:sz w:val="40"/>
-          <w:szCs w:val="40"/>
+          <w:noProof/>
         </w:rPr>
       </w:pPr>
       <w:r>
@@ -604,18 +719,18 @@
           <w:szCs w:val="40"/>
         </w:rPr>
         <w:drawing>
-          <wp:anchor distT="0" distB="0" distL="114300" distR="114300" simplePos="0" relativeHeight="251658240" behindDoc="1" locked="0" layoutInCell="1" allowOverlap="1" wp14:anchorId="5FF2EB7B" wp14:editId="719EF971">
+          <wp:anchor distT="0" distB="0" distL="114300" distR="114300" simplePos="0" relativeHeight="251660288" behindDoc="1" locked="0" layoutInCell="1" allowOverlap="1" wp14:anchorId="36D4EC01" wp14:editId="6D4599EB">
             <wp:simplePos x="0" y="0"/>
             <wp:positionH relativeFrom="column">
-              <wp:posOffset>1987550</wp:posOffset>
+              <wp:posOffset>1653334</wp:posOffset>
             </wp:positionH>
             <wp:positionV relativeFrom="paragraph">
-              <wp:posOffset>144780</wp:posOffset>
+              <wp:posOffset>75416</wp:posOffset>
             </wp:positionV>
-            <wp:extent cx="2393950" cy="2797810"/>
-            <wp:effectExtent l="0" t="0" r="6350" b="2540"/>
+            <wp:extent cx="3465402" cy="2907935"/>
+            <wp:effectExtent l="0" t="0" r="1905" b="6985"/>
             <wp:wrapNone/>
-            <wp:docPr id="1327288748" name="Picture 1"/>
+            <wp:docPr id="618723965" name="Picture 1"/>
             <wp:cNvGraphicFramePr>
               <a:graphicFrameLocks xmlns:a="http://schemas.openxmlformats.org/drawingml/2006/main" noChangeAspect="1"/>
             </wp:cNvGraphicFramePr>
@@ -623,11 +738,11 @@
               <a:graphicData uri="http://schemas.openxmlformats.org/drawingml/2006/picture">
                 <pic:pic xmlns:pic="http://schemas.openxmlformats.org/drawingml/2006/picture">
                   <pic:nvPicPr>
-                    <pic:cNvPr id="1327288748" name=""/>
+                    <pic:cNvPr id="618723965" name=""/>
                     <pic:cNvPicPr/>
                   </pic:nvPicPr>
                   <pic:blipFill>
-                    <a:blip r:embed="rId7">
+                    <a:blip r:embed="rId9">
                       <a:extLst>
                         <a:ext uri="{28A0092B-C50C-407E-A947-70E740481C1C}">
                           <a14:useLocalDpi xmlns:a14="http://schemas.microsoft.com/office/drawing/2010/main" val="0"/>
@@ -641,7 +756,7 @@
                   <pic:spPr>
                     <a:xfrm>
                       <a:off x="0" y="0"/>
-                      <a:ext cx="2393950" cy="2797810"/>
+                      <a:ext cx="3465402" cy="2907935"/>
                     </a:xfrm>
                     <a:prstGeom prst="rect">
                       <a:avLst/>
@@ -650,6 +765,12 @@
                 </pic:pic>
               </a:graphicData>
             </a:graphic>
+            <wp14:sizeRelH relativeFrom="margin">
+              <wp14:pctWidth>0</wp14:pctWidth>
+            </wp14:sizeRelH>
+            <wp14:sizeRelV relativeFrom="margin">
+              <wp14:pctHeight>0</wp14:pctHeight>
+            </wp14:sizeRelV>
           </wp:anchor>
         </w:drawing>
       </w:r>
@@ -663,73 +784,253 @@
         </w:rPr>
         <w:t>Topology:</w:t>
       </w:r>
-    </w:p>
-    <w:p>
-      <w:pPr>
-        <w:rPr>
-          <w:rFonts w:ascii="Times New Roman" w:hAnsi="Times New Roman" w:cs="Times New Roman"/>
-          <w:b/>
-          <w:bCs/>
-          <w:sz w:val="40"/>
-          <w:szCs w:val="40"/>
-        </w:rPr>
-      </w:pPr>
-      <w:r>
-        <w:rPr>
-          <w:rFonts w:ascii="Times New Roman" w:hAnsi="Times New Roman" w:cs="Times New Roman"/>
-          <w:b/>
-          <w:bCs/>
-          <w:sz w:val="40"/>
-          <w:szCs w:val="40"/>
-        </w:rPr>
-        <w:br w:type="page"/>
-      </w:r>
-    </w:p>
-    <w:p>
-      <w:pPr>
-        <w:pStyle w:val="ListParagraph"/>
-        <w:ind w:left="790"/>
-        <w:rPr>
-          <w:rFonts w:ascii="Times New Roman" w:hAnsi="Times New Roman" w:cs="Times New Roman"/>
-          <w:b/>
-          <w:bCs/>
-          <w:sz w:val="40"/>
-          <w:szCs w:val="40"/>
-        </w:rPr>
-      </w:pPr>
-      <w:r>
-        <w:rPr>
-          <w:rFonts w:ascii="Times New Roman" w:hAnsi="Times New Roman" w:cs="Times New Roman"/>
-          <w:b/>
-          <w:bCs/>
+      <w:r>
+        <w:rPr>
+          <w:noProof/>
+        </w:rPr>
+        <w:t xml:space="preserve"> </w:t>
+      </w:r>
+    </w:p>
+    <w:p>
+      <w:pPr>
+        <w:pStyle w:val="ListParagraph"/>
+        <w:ind w:left="790"/>
+        <w:rPr>
+          <w:noProof/>
+        </w:rPr>
+      </w:pPr>
+    </w:p>
+    <w:p>
+      <w:pPr>
+        <w:pStyle w:val="ListParagraph"/>
+        <w:ind w:left="790"/>
+        <w:rPr>
+          <w:noProof/>
+        </w:rPr>
+      </w:pPr>
+    </w:p>
+    <w:p>
+      <w:pPr>
+        <w:pStyle w:val="ListParagraph"/>
+        <w:ind w:left="790"/>
+        <w:rPr>
+          <w:noProof/>
+        </w:rPr>
+      </w:pPr>
+    </w:p>
+    <w:p>
+      <w:pPr>
+        <w:pStyle w:val="ListParagraph"/>
+        <w:ind w:left="790"/>
+        <w:rPr>
+          <w:noProof/>
+        </w:rPr>
+      </w:pPr>
+    </w:p>
+    <w:p>
+      <w:pPr>
+        <w:pStyle w:val="ListParagraph"/>
+        <w:ind w:left="790"/>
+        <w:rPr>
+          <w:noProof/>
+        </w:rPr>
+      </w:pPr>
+    </w:p>
+    <w:p>
+      <w:pPr>
+        <w:pStyle w:val="ListParagraph"/>
+        <w:ind w:left="790"/>
+        <w:rPr>
+          <w:noProof/>
+        </w:rPr>
+      </w:pPr>
+    </w:p>
+    <w:p>
+      <w:pPr>
+        <w:pStyle w:val="ListParagraph"/>
+        <w:ind w:left="790"/>
+        <w:rPr>
+          <w:noProof/>
+        </w:rPr>
+      </w:pPr>
+    </w:p>
+    <w:p>
+      <w:pPr>
+        <w:pStyle w:val="ListParagraph"/>
+        <w:ind w:left="790"/>
+        <w:rPr>
+          <w:noProof/>
+        </w:rPr>
+      </w:pPr>
+    </w:p>
+    <w:p>
+      <w:pPr>
+        <w:pStyle w:val="ListParagraph"/>
+        <w:ind w:left="790"/>
+        <w:rPr>
+          <w:noProof/>
+        </w:rPr>
+      </w:pPr>
+    </w:p>
+    <w:p>
+      <w:pPr>
+        <w:pStyle w:val="ListParagraph"/>
+        <w:ind w:left="790"/>
+        <w:rPr>
+          <w:rFonts w:ascii="Times New Roman" w:hAnsi="Times New Roman" w:cs="Times New Roman"/>
+          <w:b/>
+          <w:bCs/>
+          <w:sz w:val="40"/>
+          <w:szCs w:val="40"/>
+        </w:rPr>
+      </w:pPr>
+    </w:p>
+    <w:p>
+      <w:pPr>
+        <w:rPr>
+          <w:rFonts w:ascii="Times New Roman" w:hAnsi="Times New Roman" w:cs="Times New Roman"/>
+          <w:b/>
+          <w:bCs/>
+          <w:sz w:val="40"/>
+          <w:szCs w:val="40"/>
+        </w:rPr>
+      </w:pPr>
+      <w:r>
+        <w:rPr>
+          <w:rFonts w:ascii="Times New Roman" w:hAnsi="Times New Roman" w:cs="Times New Roman"/>
+          <w:b/>
+          <w:bCs/>
+          <w:sz w:val="40"/>
+          <w:szCs w:val="40"/>
+        </w:rPr>
+        <w:t>Connections:</w:t>
+      </w:r>
+    </w:p>
+    <w:p>
+      <w:pPr>
+        <w:pStyle w:val="ListParagraph"/>
+        <w:ind w:left="790"/>
+        <w:jc w:val="center"/>
+        <w:rPr>
+          <w:rFonts w:ascii="Times New Roman" w:hAnsi="Times New Roman" w:cs="Times New Roman"/>
+          <w:b/>
+          <w:bCs/>
+          <w:sz w:val="40"/>
+          <w:szCs w:val="40"/>
+        </w:rPr>
+      </w:pPr>
+      <w:r>
+        <w:rPr>
+          <w:rFonts w:ascii="Times New Roman" w:hAnsi="Times New Roman" w:cs="Times New Roman"/>
+          <w:b/>
+          <w:bCs/>
+          <w:sz w:val="40"/>
+          <w:szCs w:val="40"/>
+        </w:rPr>
+        <w:drawing>
+          <wp:inline distT="0" distB="0" distL="0" distR="0" wp14:anchorId="74501FF7" wp14:editId="79FFF956">
+            <wp:extent cx="5020463" cy="1853534"/>
+            <wp:effectExtent l="0" t="0" r="0" b="0"/>
+            <wp:docPr id="721098302" name="Picture 1"/>
+            <wp:cNvGraphicFramePr>
+              <a:graphicFrameLocks xmlns:a="http://schemas.openxmlformats.org/drawingml/2006/main" noChangeAspect="1"/>
+            </wp:cNvGraphicFramePr>
+            <a:graphic xmlns:a="http://schemas.openxmlformats.org/drawingml/2006/main">
+              <a:graphicData uri="http://schemas.openxmlformats.org/drawingml/2006/picture">
+                <pic:pic xmlns:pic="http://schemas.openxmlformats.org/drawingml/2006/picture">
+                  <pic:nvPicPr>
+                    <pic:cNvPr id="721098302" name=""/>
+                    <pic:cNvPicPr/>
+                  </pic:nvPicPr>
+                  <pic:blipFill>
+                    <a:blip r:embed="rId10"/>
+                    <a:stretch>
+                      <a:fillRect/>
+                    </a:stretch>
+                  </pic:blipFill>
+                  <pic:spPr>
+                    <a:xfrm>
+                      <a:off x="0" y="0"/>
+                      <a:ext cx="5026803" cy="1855875"/>
+                    </a:xfrm>
+                    <a:prstGeom prst="rect">
+                      <a:avLst/>
+                    </a:prstGeom>
+                  </pic:spPr>
+                </pic:pic>
+              </a:graphicData>
+            </a:graphic>
+          </wp:inline>
+        </w:drawing>
+      </w:r>
+      <w:r>
+        <w:rPr>
+          <w:rFonts w:ascii="Times New Roman" w:hAnsi="Times New Roman" w:cs="Times New Roman"/>
+          <w:b/>
+          <w:bCs/>
+          <w:sz w:val="40"/>
+          <w:szCs w:val="40"/>
+        </w:rPr>
+        <w:drawing>
+          <wp:inline distT="0" distB="0" distL="0" distR="0" wp14:anchorId="21711FC2" wp14:editId="4416EF6F">
+            <wp:extent cx="4944749" cy="1801618"/>
+            <wp:effectExtent l="0" t="0" r="8255" b="8255"/>
+            <wp:docPr id="1083273141" name="Picture 1"/>
+            <wp:cNvGraphicFramePr>
+              <a:graphicFrameLocks xmlns:a="http://schemas.openxmlformats.org/drawingml/2006/main" noChangeAspect="1"/>
+            </wp:cNvGraphicFramePr>
+            <a:graphic xmlns:a="http://schemas.openxmlformats.org/drawingml/2006/main">
+              <a:graphicData uri="http://schemas.openxmlformats.org/drawingml/2006/picture">
+                <pic:pic xmlns:pic="http://schemas.openxmlformats.org/drawingml/2006/picture">
+                  <pic:nvPicPr>
+                    <pic:cNvPr id="1083273141" name=""/>
+                    <pic:cNvPicPr/>
+                  </pic:nvPicPr>
+                  <pic:blipFill>
+                    <a:blip r:embed="rId11"/>
+                    <a:stretch>
+                      <a:fillRect/>
+                    </a:stretch>
+                  </pic:blipFill>
+                  <pic:spPr>
+                    <a:xfrm>
+                      <a:off x="0" y="0"/>
+                      <a:ext cx="4953376" cy="1804761"/>
+                    </a:xfrm>
+                    <a:prstGeom prst="rect">
+                      <a:avLst/>
+                    </a:prstGeom>
+                  </pic:spPr>
+                </pic:pic>
+              </a:graphicData>
+            </a:graphic>
+          </wp:inline>
+        </w:drawing>
+      </w:r>
+    </w:p>
+    <w:p>
+      <w:pPr>
+        <w:pStyle w:val="ListParagraph"/>
+        <w:ind w:left="790"/>
+        <w:jc w:val="center"/>
+        <w:rPr>
+          <w:rFonts w:ascii="Times New Roman" w:hAnsi="Times New Roman" w:cs="Times New Roman"/>
+          <w:b/>
+          <w:bCs/>
+          <w:sz w:val="40"/>
+          <w:szCs w:val="40"/>
+        </w:rPr>
+      </w:pPr>
+      <w:r>
+        <w:rPr>
+          <w:rFonts w:ascii="Times New Roman" w:hAnsi="Times New Roman" w:cs="Times New Roman"/>
+          <w:b/>
+          <w:bCs/>
+          <w:noProof/>
           <w:sz w:val="40"/>
           <w:szCs w:val="40"/>
         </w:rPr>
         <w:lastRenderedPageBreak/>
-        <w:t>Connections:</w:t>
-      </w:r>
-    </w:p>
-    <w:p>
-      <w:pPr>
-        <w:pStyle w:val="ListParagraph"/>
-        <w:ind w:left="790"/>
-        <w:jc w:val="center"/>
-        <w:rPr>
-          <w:rFonts w:ascii="Times New Roman" w:hAnsi="Times New Roman" w:cs="Times New Roman"/>
-          <w:b/>
-          <w:bCs/>
-          <w:sz w:val="40"/>
-          <w:szCs w:val="40"/>
-        </w:rPr>
-      </w:pPr>
-      <w:r>
-        <w:rPr>
-          <w:rFonts w:ascii="Times New Roman" w:hAnsi="Times New Roman" w:cs="Times New Roman"/>
-          <w:b/>
-          <w:bCs/>
-          <w:sz w:val="40"/>
-          <w:szCs w:val="40"/>
-        </w:rPr>
         <w:drawing>
           <wp:inline distT="0" distB="0" distL="0" distR="0" wp14:anchorId="340E1DF2" wp14:editId="3576B5D5">
             <wp:extent cx="3975304" cy="2451226"/>
@@ -746,7 +1047,7 @@
                     <pic:cNvPicPr/>
                   </pic:nvPicPr>
                   <pic:blipFill>
-                    <a:blip r:embed="rId8"/>
+                    <a:blip r:embed="rId12"/>
                     <a:stretch>
                       <a:fillRect/>
                     </a:stretch>
@@ -834,6 +1135,7 @@
           <w:rFonts w:ascii="Times New Roman" w:hAnsi="Times New Roman" w:cs="Times New Roman"/>
           <w:b/>
           <w:bCs/>
+          <w:noProof/>
           <w:sz w:val="40"/>
           <w:szCs w:val="40"/>
         </w:rPr>
@@ -853,7 +1155,7 @@
                     <pic:cNvPicPr/>
                   </pic:nvPicPr>
                   <pic:blipFill>
-                    <a:blip r:embed="rId9"/>
+                    <a:blip r:embed="rId13"/>
                     <a:stretch>
                       <a:fillRect/>
                     </a:stretch>
@@ -901,6 +1203,7 @@
       <w:pPr>
         <w:pStyle w:val="ListParagraph"/>
         <w:ind w:left="790"/>
+        <w:jc w:val="center"/>
         <w:rPr>
           <w:rFonts w:ascii="Times New Roman" w:hAnsi="Times New Roman" w:cs="Times New Roman"/>
           <w:b/>
@@ -918,13 +1221,130 @@
           <w:szCs w:val="40"/>
         </w:rPr>
         <w:drawing>
-          <wp:anchor distT="0" distB="0" distL="114300" distR="114300" simplePos="0" relativeHeight="251659264" behindDoc="1" locked="0" layoutInCell="1" allowOverlap="1" wp14:anchorId="1F5D4398" wp14:editId="27F08E1E">
+          <wp:inline distT="0" distB="0" distL="0" distR="0" wp14:anchorId="4E05F941" wp14:editId="72E8374D">
+            <wp:extent cx="3694381" cy="1520975"/>
+            <wp:effectExtent l="0" t="0" r="1905" b="3175"/>
+            <wp:docPr id="346263290" name="Picture 1"/>
+            <wp:cNvGraphicFramePr>
+              <a:graphicFrameLocks xmlns:a="http://schemas.openxmlformats.org/drawingml/2006/main" noChangeAspect="1"/>
+            </wp:cNvGraphicFramePr>
+            <a:graphic xmlns:a="http://schemas.openxmlformats.org/drawingml/2006/main">
+              <a:graphicData uri="http://schemas.openxmlformats.org/drawingml/2006/picture">
+                <pic:pic xmlns:pic="http://schemas.openxmlformats.org/drawingml/2006/picture">
+                  <pic:nvPicPr>
+                    <pic:cNvPr id="346263290" name=""/>
+                    <pic:cNvPicPr/>
+                  </pic:nvPicPr>
+                  <pic:blipFill>
+                    <a:blip r:embed="rId14"/>
+                    <a:stretch>
+                      <a:fillRect/>
+                    </a:stretch>
+                  </pic:blipFill>
+                  <pic:spPr>
+                    <a:xfrm>
+                      <a:off x="0" y="0"/>
+                      <a:ext cx="3699251" cy="1522980"/>
+                    </a:xfrm>
+                    <a:prstGeom prst="rect">
+                      <a:avLst/>
+                    </a:prstGeom>
+                  </pic:spPr>
+                </pic:pic>
+              </a:graphicData>
+            </a:graphic>
+          </wp:inline>
+        </w:drawing>
+      </w:r>
+    </w:p>
+    <w:p>
+      <w:pPr>
+        <w:pStyle w:val="ListParagraph"/>
+        <w:ind w:left="790"/>
+        <w:jc w:val="center"/>
+        <w:rPr>
+          <w:rFonts w:ascii="Times New Roman" w:hAnsi="Times New Roman" w:cs="Times New Roman"/>
+          <w:b/>
+          <w:bCs/>
+          <w:sz w:val="40"/>
+          <w:szCs w:val="40"/>
+        </w:rPr>
+      </w:pPr>
+      <w:r>
+        <w:rPr>
+          <w:rFonts w:ascii="Times New Roman" w:hAnsi="Times New Roman" w:cs="Times New Roman"/>
+          <w:b/>
+          <w:bCs/>
+          <w:sz w:val="40"/>
+          <w:szCs w:val="40"/>
+        </w:rPr>
+        <w:lastRenderedPageBreak/>
+        <w:drawing>
+          <wp:inline distT="0" distB="0" distL="0" distR="0" wp14:anchorId="3FF36BF3" wp14:editId="5711DAC4">
+            <wp:extent cx="3966282" cy="1294996"/>
+            <wp:effectExtent l="0" t="0" r="0" b="635"/>
+            <wp:docPr id="1699707326" name="Picture 1"/>
+            <wp:cNvGraphicFramePr>
+              <a:graphicFrameLocks xmlns:a="http://schemas.openxmlformats.org/drawingml/2006/main" noChangeAspect="1"/>
+            </wp:cNvGraphicFramePr>
+            <a:graphic xmlns:a="http://schemas.openxmlformats.org/drawingml/2006/main">
+              <a:graphicData uri="http://schemas.openxmlformats.org/drawingml/2006/picture">
+                <pic:pic xmlns:pic="http://schemas.openxmlformats.org/drawingml/2006/picture">
+                  <pic:nvPicPr>
+                    <pic:cNvPr id="1699707326" name=""/>
+                    <pic:cNvPicPr/>
+                  </pic:nvPicPr>
+                  <pic:blipFill>
+                    <a:blip r:embed="rId15"/>
+                    <a:stretch>
+                      <a:fillRect/>
+                    </a:stretch>
+                  </pic:blipFill>
+                  <pic:spPr>
+                    <a:xfrm>
+                      <a:off x="0" y="0"/>
+                      <a:ext cx="3968543" cy="1295734"/>
+                    </a:xfrm>
+                    <a:prstGeom prst="rect">
+                      <a:avLst/>
+                    </a:prstGeom>
+                  </pic:spPr>
+                </pic:pic>
+              </a:graphicData>
+            </a:graphic>
+          </wp:inline>
+        </w:drawing>
+      </w:r>
+    </w:p>
+    <w:p>
+      <w:pPr>
+        <w:pStyle w:val="ListParagraph"/>
+        <w:ind w:left="790"/>
+        <w:rPr>
+          <w:rFonts w:ascii="Times New Roman" w:hAnsi="Times New Roman" w:cs="Times New Roman"/>
+          <w:b/>
+          <w:bCs/>
+          <w:sz w:val="40"/>
+          <w:szCs w:val="40"/>
+        </w:rPr>
+      </w:pPr>
+      <w:r>
+        <w:rPr>
+          <w:rFonts w:ascii="Times New Roman" w:hAnsi="Times New Roman" w:cs="Times New Roman"/>
+          <w:b/>
+          <w:bCs/>
+          <w:noProof/>
+          <w:sz w:val="40"/>
+          <w:szCs w:val="40"/>
+        </w:rPr>
+        <w:drawing>
+          <wp:anchor distT="0" distB="0" distL="114300" distR="114300" simplePos="0" relativeHeight="251659264" behindDoc="1" locked="0" layoutInCell="1" allowOverlap="1" wp14:anchorId="1F5D4398" wp14:editId="045A7100">
             <wp:simplePos x="0" y="0"/>
             <wp:positionH relativeFrom="column">
-              <wp:posOffset>1638300</wp:posOffset>
+              <wp:posOffset>1236430</wp:posOffset>
             </wp:positionH>
             <wp:positionV relativeFrom="paragraph">
-              <wp:posOffset>71755</wp:posOffset>
+              <wp:posOffset>100876</wp:posOffset>
             </wp:positionV>
             <wp:extent cx="3835400" cy="2305050"/>
             <wp:effectExtent l="0" t="0" r="0" b="0"/>
@@ -941,7 +1361,7 @@
                     <pic:cNvPicPr/>
                   </pic:nvPicPr>
                   <pic:blipFill>
-                    <a:blip r:embed="rId10">
+                    <a:blip r:embed="rId16">
                       <a:extLst>
                         <a:ext uri="{28A0092B-C50C-407E-A947-70E740481C1C}">
                           <a14:useLocalDpi xmlns:a14="http://schemas.microsoft.com/office/drawing/2010/main" val="0"/>
@@ -1002,41 +1422,47 @@
           <w:szCs w:val="40"/>
         </w:rPr>
       </w:pPr>
-      <w:r>
-        <w:rPr>
-          <w:rFonts w:ascii="Times New Roman" w:hAnsi="Times New Roman" w:cs="Times New Roman"/>
-          <w:b/>
-          <w:bCs/>
-          <w:sz w:val="40"/>
-          <w:szCs w:val="40"/>
-        </w:rPr>
-        <w:br w:type="page"/>
-      </w:r>
-    </w:p>
-    <w:p>
-      <w:pPr>
-        <w:pStyle w:val="ListParagraph"/>
-        <w:numPr>
-          <w:ilvl w:val="0"/>
-          <w:numId w:val="1"/>
-        </w:numPr>
-        <w:rPr>
-          <w:rFonts w:ascii="Times New Roman" w:hAnsi="Times New Roman" w:cs="Times New Roman"/>
-          <w:b/>
-          <w:bCs/>
-          <w:sz w:val="40"/>
-          <w:szCs w:val="40"/>
-        </w:rPr>
-      </w:pPr>
-      <w:r>
-        <w:rPr>
-          <w:rFonts w:ascii="Times New Roman" w:hAnsi="Times New Roman" w:cs="Times New Roman"/>
-          <w:b/>
-          <w:bCs/>
-          <w:sz w:val="40"/>
-          <w:szCs w:val="40"/>
-        </w:rPr>
-        <w:lastRenderedPageBreak/>
+    </w:p>
+    <w:p>
+      <w:pPr>
+        <w:rPr>
+          <w:rFonts w:ascii="Times New Roman" w:hAnsi="Times New Roman" w:cs="Times New Roman"/>
+          <w:b/>
+          <w:bCs/>
+          <w:sz w:val="40"/>
+          <w:szCs w:val="40"/>
+        </w:rPr>
+      </w:pPr>
+    </w:p>
+    <w:p>
+      <w:pPr>
+        <w:rPr>
+          <w:rFonts w:ascii="Times New Roman" w:hAnsi="Times New Roman" w:cs="Times New Roman"/>
+          <w:b/>
+          <w:bCs/>
+          <w:sz w:val="40"/>
+          <w:szCs w:val="40"/>
+        </w:rPr>
+      </w:pPr>
+    </w:p>
+    <w:p>
+      <w:pPr>
+        <w:rPr>
+          <w:rFonts w:ascii="Times New Roman" w:hAnsi="Times New Roman" w:cs="Times New Roman"/>
+          <w:b/>
+          <w:bCs/>
+          <w:sz w:val="40"/>
+          <w:szCs w:val="40"/>
+        </w:rPr>
+      </w:pPr>
+      <w:r>
+        <w:rPr>
+          <w:rFonts w:ascii="Times New Roman" w:hAnsi="Times New Roman" w:cs="Times New Roman"/>
+          <w:b/>
+          <w:bCs/>
+          <w:sz w:val="40"/>
+          <w:szCs w:val="40"/>
+        </w:rPr>
         <w:t>Ring</w:t>
       </w:r>
     </w:p>
@@ -1081,6 +1507,7 @@
           <w:rFonts w:ascii="Times New Roman" w:hAnsi="Times New Roman" w:cs="Times New Roman"/>
           <w:b/>
           <w:bCs/>
+          <w:noProof/>
           <w:sz w:val="40"/>
           <w:szCs w:val="40"/>
         </w:rPr>
@@ -1100,7 +1527,7 @@
                     <pic:cNvPicPr/>
                   </pic:nvPicPr>
                   <pic:blipFill>
-                    <a:blip r:embed="rId11"/>
+                    <a:blip r:embed="rId17"/>
                     <a:stretch>
                       <a:fillRect/>
                     </a:stretch>
@@ -1123,24 +1550,46 @@
     </w:p>
     <w:p>
       <w:pPr>
-        <w:pStyle w:val="ListParagraph"/>
-        <w:ind w:left="790"/>
-        <w:rPr>
-          <w:rFonts w:ascii="Times New Roman" w:hAnsi="Times New Roman" w:cs="Times New Roman"/>
-          <w:b/>
-          <w:bCs/>
-          <w:sz w:val="40"/>
-          <w:szCs w:val="40"/>
-        </w:rPr>
-      </w:pPr>
-      <w:r>
-        <w:rPr>
-          <w:rFonts w:ascii="Times New Roman" w:hAnsi="Times New Roman" w:cs="Times New Roman"/>
-          <w:b/>
-          <w:bCs/>
-          <w:sz w:val="40"/>
-          <w:szCs w:val="40"/>
-        </w:rPr>
+        <w:rPr>
+          <w:rFonts w:ascii="Times New Roman" w:hAnsi="Times New Roman" w:cs="Times New Roman"/>
+          <w:b/>
+          <w:bCs/>
+          <w:sz w:val="40"/>
+          <w:szCs w:val="40"/>
+        </w:rPr>
+      </w:pPr>
+      <w:r>
+        <w:rPr>
+          <w:rFonts w:ascii="Times New Roman" w:hAnsi="Times New Roman" w:cs="Times New Roman"/>
+          <w:b/>
+          <w:bCs/>
+          <w:sz w:val="40"/>
+          <w:szCs w:val="40"/>
+        </w:rPr>
+        <w:br w:type="page"/>
+      </w:r>
+    </w:p>
+    <w:p>
+      <w:pPr>
+        <w:pStyle w:val="ListParagraph"/>
+        <w:ind w:left="790"/>
+        <w:rPr>
+          <w:rFonts w:ascii="Times New Roman" w:hAnsi="Times New Roman" w:cs="Times New Roman"/>
+          <w:b/>
+          <w:bCs/>
+          <w:sz w:val="40"/>
+          <w:szCs w:val="40"/>
+        </w:rPr>
+      </w:pPr>
+      <w:r>
+        <w:rPr>
+          <w:rFonts w:ascii="Times New Roman" w:hAnsi="Times New Roman" w:cs="Times New Roman"/>
+          <w:b/>
+          <w:bCs/>
+          <w:sz w:val="40"/>
+          <w:szCs w:val="40"/>
+        </w:rPr>
+        <w:lastRenderedPageBreak/>
         <w:t>Connectivity:</w:t>
       </w:r>
     </w:p>
@@ -1162,6 +1611,7 @@
           <w:rFonts w:ascii="Times New Roman" w:hAnsi="Times New Roman" w:cs="Times New Roman"/>
           <w:b/>
           <w:bCs/>
+          <w:noProof/>
           <w:sz w:val="40"/>
           <w:szCs w:val="40"/>
         </w:rPr>
@@ -1181,7 +1631,7 @@
                     <pic:cNvPicPr/>
                   </pic:nvPicPr>
                   <pic:blipFill>
-                    <a:blip r:embed="rId12"/>
+                    <a:blip r:embed="rId18"/>
                     <a:stretch>
                       <a:fillRect/>
                     </a:stretch>
@@ -1204,27 +1654,6 @@
     </w:p>
     <w:p>
       <w:pPr>
-        <w:rPr>
-          <w:rFonts w:ascii="Times New Roman" w:hAnsi="Times New Roman" w:cs="Times New Roman"/>
-          <w:b/>
-          <w:bCs/>
-          <w:sz w:val="40"/>
-          <w:szCs w:val="40"/>
-        </w:rPr>
-      </w:pPr>
-      <w:r>
-        <w:rPr>
-          <w:rFonts w:ascii="Times New Roman" w:hAnsi="Times New Roman" w:cs="Times New Roman"/>
-          <w:b/>
-          <w:bCs/>
-          <w:sz w:val="40"/>
-          <w:szCs w:val="40"/>
-        </w:rPr>
-        <w:br w:type="page"/>
-      </w:r>
-    </w:p>
-    <w:p>
-      <w:pPr>
         <w:pStyle w:val="ListParagraph"/>
         <w:numPr>
           <w:ilvl w:val="0"/>
@@ -1246,7 +1675,6 @@
           <w:sz w:val="40"/>
           <w:szCs w:val="40"/>
         </w:rPr>
-        <w:lastRenderedPageBreak/>
         <w:t>Mesh</w:t>
       </w:r>
     </w:p>
@@ -1291,6 +1719,7 @@
           <w:rFonts w:ascii="Times New Roman" w:hAnsi="Times New Roman" w:cs="Times New Roman"/>
           <w:b/>
           <w:bCs/>
+          <w:noProof/>
           <w:sz w:val="40"/>
           <w:szCs w:val="40"/>
         </w:rPr>
@@ -1310,7 +1739,7 @@
                     <pic:cNvPicPr/>
                   </pic:nvPicPr>
                   <pic:blipFill>
-                    <a:blip r:embed="rId13"/>
+                    <a:blip r:embed="rId19"/>
                     <a:stretch>
                       <a:fillRect/>
                     </a:stretch>
@@ -1333,24 +1762,46 @@
     </w:p>
     <w:p>
       <w:pPr>
-        <w:pStyle w:val="ListParagraph"/>
-        <w:ind w:left="790"/>
-        <w:rPr>
-          <w:rFonts w:ascii="Times New Roman" w:hAnsi="Times New Roman" w:cs="Times New Roman"/>
-          <w:b/>
-          <w:bCs/>
-          <w:sz w:val="40"/>
-          <w:szCs w:val="40"/>
-        </w:rPr>
-      </w:pPr>
-      <w:r>
-        <w:rPr>
-          <w:rFonts w:ascii="Times New Roman" w:hAnsi="Times New Roman" w:cs="Times New Roman"/>
-          <w:b/>
-          <w:bCs/>
-          <w:sz w:val="40"/>
-          <w:szCs w:val="40"/>
-        </w:rPr>
+        <w:rPr>
+          <w:rFonts w:ascii="Times New Roman" w:hAnsi="Times New Roman" w:cs="Times New Roman"/>
+          <w:b/>
+          <w:bCs/>
+          <w:sz w:val="40"/>
+          <w:szCs w:val="40"/>
+        </w:rPr>
+      </w:pPr>
+      <w:r>
+        <w:rPr>
+          <w:rFonts w:ascii="Times New Roman" w:hAnsi="Times New Roman" w:cs="Times New Roman"/>
+          <w:b/>
+          <w:bCs/>
+          <w:sz w:val="40"/>
+          <w:szCs w:val="40"/>
+        </w:rPr>
+        <w:br w:type="page"/>
+      </w:r>
+    </w:p>
+    <w:p>
+      <w:pPr>
+        <w:pStyle w:val="ListParagraph"/>
+        <w:ind w:left="790"/>
+        <w:rPr>
+          <w:rFonts w:ascii="Times New Roman" w:hAnsi="Times New Roman" w:cs="Times New Roman"/>
+          <w:b/>
+          <w:bCs/>
+          <w:sz w:val="40"/>
+          <w:szCs w:val="40"/>
+        </w:rPr>
+      </w:pPr>
+      <w:r>
+        <w:rPr>
+          <w:rFonts w:ascii="Times New Roman" w:hAnsi="Times New Roman" w:cs="Times New Roman"/>
+          <w:b/>
+          <w:bCs/>
+          <w:sz w:val="40"/>
+          <w:szCs w:val="40"/>
+        </w:rPr>
+        <w:lastRenderedPageBreak/>
         <w:t>Connections:</w:t>
       </w:r>
     </w:p>
@@ -1372,6 +1823,7 @@
           <w:rFonts w:ascii="Times New Roman" w:hAnsi="Times New Roman" w:cs="Times New Roman"/>
           <w:b/>
           <w:bCs/>
+          <w:noProof/>
           <w:sz w:val="40"/>
           <w:szCs w:val="40"/>
         </w:rPr>
@@ -1391,7 +1843,7 @@
                     <pic:cNvPicPr/>
                   </pic:nvPicPr>
                   <pic:blipFill>
-                    <a:blip r:embed="rId14"/>
+                    <a:blip r:embed="rId20"/>
                     <a:stretch>
                       <a:fillRect/>
                     </a:stretch>
@@ -1501,6 +1953,7 @@
           <w:rFonts w:ascii="Times New Roman" w:hAnsi="Times New Roman" w:cs="Times New Roman"/>
           <w:b/>
           <w:bCs/>
+          <w:noProof/>
           <w:sz w:val="40"/>
           <w:szCs w:val="40"/>
         </w:rPr>
@@ -1520,7 +1973,7 @@
                     <pic:cNvPicPr/>
                   </pic:nvPicPr>
                   <pic:blipFill>
-                    <a:blip r:embed="rId15"/>
+                    <a:blip r:embed="rId21"/>
                     <a:stretch>
                       <a:fillRect/>
                     </a:stretch>
@@ -1581,6 +2034,7 @@
           <w:rFonts w:ascii="Times New Roman" w:hAnsi="Times New Roman" w:cs="Times New Roman"/>
           <w:b/>
           <w:bCs/>
+          <w:noProof/>
           <w:sz w:val="40"/>
           <w:szCs w:val="40"/>
         </w:rPr>
@@ -1600,7 +2054,7 @@
                     <pic:cNvPicPr/>
                   </pic:nvPicPr>
                   <pic:blipFill>
-                    <a:blip r:embed="rId16"/>
+                    <a:blip r:embed="rId22"/>
                     <a:stretch>
                       <a:fillRect/>
                     </a:stretch>
